--- a/articles/Week5_Player_Props.docx
+++ b/articles/Week5_Player_Props.docx
@@ -31,7 +31,7 @@
         <w:spacing w:after="160" w:line="276"/>
       </w:pPr>
       <w:r>
-        <w:t xml:space="preserve">Every figure here is checked against the underlying data before it is written. Grades, ranks and per-game scoring are re-derived from team_pff_grades_2026.csv and the built board; each player's role, carry or target share and production come from the 2026 PFF season files; the model numbers, residuals and points checks are recomputed from diversions_2026wk5.json rather than carried over from the draft. That check caught real errors this week: a record off by a game, a set of truncated per-game averages, two carry shares that were wrong, and five spread cross-check figures that had been computed two different ways. All are corrected below. Kickoffs verified: all picks are Saturday in Eastern time.</w:t>
+        <w:t xml:space="preserve">Every figure here is checked against the underlying data before it is written. Grades, ranks and per-game scoring are re-derived from team_pff_grades_2026.csv and the built board; each player's role, carry or target share and production come from the 2026 PFF season files; the model numbers, residuals and points checks are recomputed from diversions_2026wk5.json rather than carried over from the draft. That check caught real errors this week: a record off by a game, a set of truncated per-game averages, two carry shares that were wrong, and five spread cross-check figures that had been computed two different ways. All are corrected below. Kickoffs verified: all 15 picks are Saturday in Eastern time, including Fresno State at Washington State, which reads Sunday 01:30 in UTC and is 21:30 Saturday in Eastern. None had kicked off when the board was built.</w:t>
       </w:r>
     </w:p>
     <w:p>
@@ -2151,7 +2151,7 @@
         <w:spacing w:after="160" w:line="276"/>
       </w:pPr>
       <w:r>
-        <w:t xml:space="preserve">The volume is what carries this, because the efficiency does not. 22 catches on 32 targets with one drop, 1.63 yards per route run and an 8.7 average depth of target, on a route grade of only 60.7, the weakest of any player on this card. A receiver seeing eight targets a game clears 47.5 on a normal day without needing a long one, and he has a 35-yard long to go with it, but this is a usage bet and not a quality one.</w:t>
+        <w:t xml:space="preserve">The volume is what carries this, because the efficiency does not. 22 catches on 32 targets with one drop, 1.63 yards per route run and an 8.7 average depth of target, on a route grade of only 60.7, the weakest of anyone this card is backing to go Over. A receiver seeing eight targets a game clears 47.5 on a normal day without needing a long one, and he has a 35-yard long to go with it, but this is a usage bet and not a quality one.</w:t>
       </w:r>
     </w:p>
     <w:p>

--- a/articles/Week5_Player_Props.docx
+++ b/articles/Week5_Player_Props.docx
@@ -1325,7 +1325,7 @@
         <w:spacing w:after="160" w:line="276"/>
       </w:pPr>
       <w:r>
-        <w:t xml:space="preserve">BYU are the reason the line is low and the reason to be careful. They are 3-0, allow 15.7 a game and carry an 89.6 coverage grade, the best defensive number in this game. Their soft spot is a 52.8 tackling grade and 97th in Finishing Drives allowed.</w:t>
+        <w:t xml:space="preserve">BYU are the reason the line is low and the reason to be careful. They are 3-0, allow 15.7 a game and carry an 89.6 coverage grade against TCU's 71.0, the widest unit gap in this game. TCU's own best number is a 92.0 run defense, which is not the half of the field this prop lives on. Their soft spot is a 52.8 tackling grade and 97th in Finishing Drives allowed.</w:t>
       </w:r>
     </w:p>
     <w:p>

--- a/articles/Week5_Player_Props.docx
+++ b/articles/Week5_Player_Props.docx
@@ -499,7 +499,7 @@
         <w:spacing w:after="160" w:line="276"/>
       </w:pPr>
       <w:r>
-        <w:t xml:space="preserve">Florida are 5.5-point favorites with a 31.5 implied total, the highest on this prop card, so the script supports carries. The model's 155.6 carries a 1.471 pace multiplier and should be read down; his own rate against a defense of this quality lands closer to 125 to 140, which still clears.</w:t>
+        <w:t xml:space="preserve">Florida are 5.5-point favorites with a 31.5 implied total, so the script supports carries. The model's 155.6 carries a 1.471 pace multiplier and should be read down; his own rate against a defense of this quality lands closer to 125 to 140, which still clears.</w:t>
       </w:r>
     </w:p>
     <w:p>
@@ -908,7 +908,7 @@
         <w:spacing w:after="160" w:line="276"/>
       </w:pPr>
       <w:r>
-        <w:t xml:space="preserve">The volume is the real edge. 63.5% of California's carries is a workhorse share, the largest of any back on this card, and the next man has 16 carries all season. There is no committee risk to price.</w:t>
+        <w:t xml:space="preserve">The volume is the real edge. 63.5% of California's carries is a workhorse share, and the next man has 16 carries all season. There is no committee risk to price.</w:t>
       </w:r>
     </w:p>
     <w:p>
@@ -1245,7 +1245,7 @@
                 <w:sz w:val="19"/>
                 <w:szCs w:val="19"/>
               </w:rPr>
-              <w:t xml:space="preserve">34.0 yds/gm below his average, the widest gap on this card</w:t>
+              <w:t xml:space="preserve">34.0 yds/gm below his average</w:t>
             </w:r>
           </w:p>
         </w:tc>
@@ -1309,7 +1309,7 @@
         <w:spacing w:after="160" w:line="276"/>
       </w:pPr>
       <w:r>
-        <w:t xml:space="preserve">Ashley has 266 receiving yards in four games, 66.5 a game, against a line of 32.5. That is the widest production-to-line gap on this prop card: the market is asking for roughly half of what he has been doing.</w:t>
+        <w:t xml:space="preserve">Ashley has 266 receiving yards in four games, 66.5 a game, against a line of 32.5. The market is asking for roughly half of what he has been doing.</w:t>
       </w:r>
     </w:p>
     <w:p>
@@ -1325,7 +1325,7 @@
         <w:spacing w:after="160" w:line="276"/>
       </w:pPr>
       <w:r>
-        <w:t xml:space="preserve">BYU are the reason the line is low and the reason to be careful. They are 3-0, allow 15.7 a game and carry an 89.6 coverage grade against TCU's 71.0, the widest unit gap in this game. TCU's own best number is a 92.0 run defense, which is not the half of the field this prop lives on. Their soft spot is a 52.8 tackling grade and 97th in Finishing Drives allowed.</w:t>
+        <w:t xml:space="preserve">BYU are the reason the line is low and the reason to be careful. They are 3-0, allow 15.7 a game and carry an 89.6 coverage grade against TCU's 71.0. TCU's own best number is a 92.0 run defense, which is not the half of the field this prop lives on, and the widest unit gap in the game is actually tackling, where TCU's 87.6 towers over BYU's 52.8. Their soft spot is a 52.8 tackling grade and 97th in Finishing Drives allowed.</w:t>
       </w:r>
     </w:p>
     <w:p>
@@ -1333,7 +1333,7 @@
         <w:spacing w:after="160" w:line="276"/>
       </w:pPr>
       <w:r>
-        <w:t xml:space="preserve">The honest argument against is the game script rather than the matchup. TCU are 6-point home underdogs with a 20.8 implied total, the lowest of any team on this card, and the model applies a 0.813 pace adjustment for it. A team expected to score 21 does not throw as much as one expected to score 31, and that is the single biggest threat to this number.</w:t>
+        <w:t xml:space="preserve">The honest argument against is the game script rather than the matchup. TCU are 6-point home underdogs with a 20.8 implied total, and the model applies a 0.813 pace adjustment for it. A team expected to score 21 does not throw as much as one expected to score 31, and that is the single biggest threat to this number.</w:t>
       </w:r>
     </w:p>
     <w:p>
@@ -2079,7 +2079,7 @@
                 <w:sz w:val="19"/>
                 <w:szCs w:val="19"/>
               </w:rPr>
-              <w:t xml:space="preserve">89.7 grade, the hardest matchup on this card</w:t>
+              <w:t xml:space="preserve">89.7 grade</w:t>
             </w:r>
           </w:p>
         </w:tc>
@@ -2143,7 +2143,7 @@
         <w:spacing w:after="160" w:line="276"/>
       </w:pPr>
       <w:r>
-        <w:t xml:space="preserve">Nimrod has 240 receiving yards in four games, 60.0 a game, against a line of 47.5. He has run 147 routes, the most of any receiver on this card, and drawn 32 targets, 8.0 a game.</w:t>
+        <w:t xml:space="preserve">Nimrod has 240 receiving yards in four games, 60.0 a game, against a line of 47.5. He has run 147 routes and drawn 32 targets, 8.0 a game.</w:t>
       </w:r>
     </w:p>
     <w:p>
@@ -2151,7 +2151,7 @@
         <w:spacing w:after="160" w:line="276"/>
       </w:pPr>
       <w:r>
-        <w:t xml:space="preserve">The volume is what carries this, because the efficiency does not. 22 catches on 32 targets with one drop, 1.63 yards per route run and an 8.7 average depth of target, on a route grade of only 60.7, the weakest of anyone this card is backing to go Over. A receiver seeing eight targets a game clears 47.5 on a normal day without needing a long one, and he has a 35-yard long to go with it, but this is a usage bet and not a quality one.</w:t>
+        <w:t xml:space="preserve">The volume is what carries this, because the efficiency does not. 22 catches on 32 targets with one drop, 1.63 yards per route run and an 8.7 average depth of target, on a route grade of only 60.7. A receiver seeing eight targets a game clears 47.5 on a normal day without needing a long one, and he has a 35-yard long to go with it, but this is a usage bet and not a quality one.</w:t>
       </w:r>
     </w:p>
     <w:p>
@@ -2159,7 +2159,7 @@
         <w:spacing w:after="160" w:line="276"/>
       </w:pPr>
       <w:r>
-        <w:t xml:space="preserve">Tennessee are the hardest matchup any pick on this card draws: an 89.7 coverage grade, 80.0 pass rush, 10th in Havoc, 11th in Finishing Drives, allowing 15.5 points a game. That is why the edge is 20.4% rather than the larger numbers above it.</w:t>
+        <w:t xml:space="preserve">Tennessee are a hard matchup: an 89.7 coverage grade, 80.0 pass rush, 10th in Havoc, 11th in Finishing Drives, allowing 15.5 points a game. That is why the edge is only 20.4%.</w:t>
       </w:r>
     </w:p>
     <w:p>

--- a/articles/Week5_Player_Props.docx
+++ b/articles/Week5_Player_Props.docx
@@ -31,7 +31,7 @@
         <w:spacing w:after="160" w:line="276"/>
       </w:pPr>
       <w:r>
-        <w:t xml:space="preserve">Every figure here is checked against the underlying data before it is written. Grades, ranks and per-game scoring are re-derived from team_pff_grades_2026.csv and the built board; each player's role, carry or target share and production come from the 2026 PFF season files; the model numbers, residuals and points checks are recomputed from diversions_2026wk5.json rather than carried over from the draft. That check caught real errors this week: a record off by a game, a set of truncated per-game averages, two carry shares that were wrong, and five spread cross-check figures that had been computed two different ways. All are corrected below. Kickoffs verified: all 15 picks are Saturday in Eastern time, including Fresno State at Washington State, which reads Sunday 01:30 in UTC and is 21:30 Saturday in Eastern. None had kicked off when the board was built.</w:t>
+        <w:t xml:space="preserve">Every figure below is checked against the source data before it is written. Team grades, five-factor ranks and per-game scoring come from the 2026 PFF team grades and the season-to-date CFBData ranks; each player's role, share and production come from the 2026 PFF season files. Per-game scoring uses each team's own game count, which is three, four or five this week. Where a rank ends in .5 the teams are tied and it is written as “tied Nth”. All fifteen kickoffs are verified Saturday in Eastern time.</w:t>
       </w:r>
     </w:p>
     <w:p>
@@ -47,7 +47,7 @@
         <w:spacing w:after="160" w:line="276"/>
       </w:pPr>
       <w:r>
-        <w:t xml:space="preserve">Five props, each cleared through eight screens rather than taken off raw projected edge. A model edge of at least 20%; the player’s own 2026 production agreeing with the side by at least 20%; a real role, 20+ targets for receivers and 12+ carries a game for backs; 4+ targets a game for any receiving Over; no opponent or pace multiplier outside 0.6 to 1.6; a spread under 28 points with a rated opponent; at least two books posting the number; and the player’s own game count level with his team’s. 533 priced rows came in and six came out, so this card is the survivor list almost in full.</w:t>
+        <w:t xml:space="preserve">Five props, each cleared through eight screens rather than taken off raw projected edge. A model edge of at least 20%; the player’s own 2026 production agreeing with the side by at least 20%; a real role, 20+ targets for receivers and 12+ carries a game for backs; 4+ targets a game for any receiving Over; no opponent or pace multiplier outside 0.6 to 1.6; a spread under 28 points with a rated opponent; at least two books posting the number; and the player’s own game count level with his team’s. 533 priced rows came in and six came out.</w:t>
       </w:r>
     </w:p>
     <w:p>
@@ -55,7 +55,7 @@
         <w:spacing w:after="160" w:line="276"/>
       </w:pPr>
       <w:r>
-        <w:t xml:space="preserve">The eighth screen is new and it exists because of a void. Hollywood Smothers Over 52.0 was posted last week for a player who had not played in his team’s fourth game: his season line was identical to the week before and nobody checked. Availability is now a hard screen, and this week it removed 23 priced players whose game count sits behind their own team’s.</w:t>
+        <w:t xml:space="preserve">That eighth screen is availability, and it was added after a prop was posted last week on a player who had not appeared in his team’s fourth game: the season line was identical to the week before, which is the tell. It removed 23 priced players this week whose game count sits behind their own team’s.</w:t>
       </w:r>
     </w:p>
     <w:p>
@@ -63,7 +63,7 @@
         <w:spacing w:after="160" w:line="276"/>
       </w:pPr>
       <w:r>
-        <w:t xml:space="preserve">The sixth survivor, Asaad Waseem Over 61.5, is not on the card. It carries a larger edge than three of the five that are, and it was passed over because this card already holds two positions in that same game on the other side of it. The reasoning is written out under Chas Nimrod below rather than hidden here, because it is a portfolio decision and not an argument about the player.</w:t>
+        <w:t xml:space="preserve">One further filter is applied by hand and is worth stating. Where the model’s projection leans on a pace or script multiplier far from 1.0, the projection is discounted and the position has to stand on the player’s own rate instead. Two of the five below are in that situation and both say so.</w:t>
       </w:r>
     </w:p>
     <w:p>
@@ -71,7 +71,7 @@
         <w:spacing w:after="160" w:line="276"/>
       </w:pPr>
       <w:r>
-        <w:t xml:space="preserve">Quarterback rushing props are excluded, as in weeks 3 and 4, and this week’s numbers confirm why again. Sacks count against rushing yards in official college statistics and not in PFF, so the model is projecting a stat the book is not pricing. Across the 41 QB rushing props on this board the mean model edge is +53.6% against +3.0% for running backs, and 90% lean Over. The market is pricing this correctly and the model is not.</w:t>
+        <w:t xml:space="preserve">The sixth survivor, Chas Nimrod Over 47.5, is not here. A 60.7 route grade facing an 89.7 coverage grade is a usage bet into a secondary built to take usage away, and the 20.4% edge is the smallest of the six. It is a reasonable position; it is just the one of the six with the least behind it.</w:t>
       </w:r>
     </w:p>
     <w:p>
@@ -79,7 +79,23 @@
         <w:spacing w:after="160" w:line="276"/>
       </w:pPr>
       <w:r>
-        <w:t xml:space="preserve">Ratings and the Five Factors come from the 2026 workbook (SP+, TAN, team totals, and the CFBData26 season-to-date ranks, out of 138 teams). Player lines are 2026 PFF season to date. Records, ATS and over/under are TeamRankings, 2026 to date. The PFF team grade file now covers four games for 120 teams, three for ten and five for eight, so points for and against are quoted per game against each team's own count. Where a rank ends in .5 the teams are tied and it is written as “tied Nth”.</w:t>
+        <w:t xml:space="preserve">Quarterback rushing props are excluded, as in weeks 3 and 4. Sacks count against rushing yards in official college statistics and not in PFF, so the model projects a stat the market is not pricing. Across the 41 quarterback rushing props on this board the mean model edge is +53.6% against +3.0% for running backs, and 90% lean Over. The market has this right and the model does not.</w:t>
+      </w:r>
+    </w:p>
+    <w:p>
+      <w:pPr>
+        <w:spacing w:after="160" w:line="276"/>
+      </w:pPr>
+      <w:r>
+        <w:t xml:space="preserve">On sample size, stated once: 44 graded picks is far too few to establish or refute an edge. Separating a genuine 55% win rate from breakeven at -110 takes roughly 1,400 bets. Read what follows as positions with their reasoning and their risks written down, not as a demonstrated advantage.</w:t>
+      </w:r>
+    </w:p>
+    <w:p>
+      <w:pPr>
+        <w:spacing w:after="160" w:line="276"/>
+      </w:pPr>
+      <w:r>
+        <w:t xml:space="preserve">Ratings and the Five Factors come from the 2026 workbook: SP+, TAN, implied team totals and the season-to-date CFBData ranks, out of 138 teams. Player lines are 2026 PFF season to date. Records, ATS and over/under records are TeamRankings, 2026 to date. The PFF team grade file covers four games for 120 teams, three for ten and five for eight.</w:t>
       </w:r>
     </w:p>
     <w:p>
@@ -93,23 +109,19 @@
     <w:p>
       <w:pPr>
         <w:pStyle w:val="Heading2"/>
-        <w:spacing w:after="40"/>
-      </w:pPr>
-      <w:r>
-        <w:t xml:space="preserve">Jadan Baugh Over 118.0 Rushing Yards</w:t>
-      </w:r>
-    </w:p>
-    <w:p>
-      <w:pPr>
+        <w:spacing w:after="20"/>
+      </w:pPr>
+      <w:r>
+        <w:t xml:space="preserve">Purdue Boilermakers @ Illinois Fighting Illini</w:t>
+      </w:r>
+    </w:p>
+    <w:p>
+      <w:pPr>
+        <w:pStyle w:val="Heading3"/>
         <w:spacing w:after="200"/>
       </w:pPr>
       <w:r>
-        <w:rPr>
-          <w:color w:val="5A6270"/>
-          <w:sz w:val="21"/>
-          <w:szCs w:val="21"/>
-        </w:rPr>
-        <w:t xml:space="preserve">Florida Gators @ Missouri Tigers</w:t>
+        <w:t xml:space="preserve">Asaad Waseem Over 61.5 Receiving Yards</w:t>
       </w:r>
     </w:p>
     <w:tbl>
@@ -171,7 +183,7 @@
                 <w:sz w:val="19"/>
                 <w:szCs w:val="19"/>
               </w:rPr>
-              <w:t xml:space="preserve">118.0</w:t>
+              <w:t xml:space="preserve">61.5</w:t>
             </w:r>
           </w:p>
         </w:tc>
@@ -219,7 +231,7 @@
                 <w:sz w:val="19"/>
                 <w:szCs w:val="19"/>
               </w:rPr>
-              <w:t xml:space="preserve">155.6 (+31.9%)</w:t>
+              <w:t xml:space="preserve">82.7 (+34.5%)</w:t>
             </w:r>
           </w:p>
         </w:tc>
@@ -267,7 +279,7 @@
                 <w:sz w:val="19"/>
                 <w:szCs w:val="19"/>
               </w:rPr>
-              <w:t xml:space="preserve">580 yards in 4 games, 145.0 a game</w:t>
+              <w:t xml:space="preserve">355 yards in 4 games, 88.8 a game</w:t>
             </w:r>
           </w:p>
         </w:tc>
@@ -315,112 +327,160 @@
                 <w:sz w:val="19"/>
                 <w:szCs w:val="19"/>
               </w:rPr>
-              <w:t xml:space="preserve">21.0 carries a game, 84 on the season: 48.6% of Florida's carries, 56.4% of its non-QB carries</w:t>
-            </w:r>
-          </w:p>
-        </w:tc>
-      </w:tr>
-      <w:tr>
-        <w:tc>
-          <w:tcPr>
-            <w:tcW w:type="dxa" w:w="3830"/>
-            <w:shd w:fill="FFFFFF" w:val="clear"/>
-            <w:tcMar>
-              <w:top w:type="dxa" w:w="60"/>
-              <w:left w:type="dxa" w:w="120"/>
-              <w:bottom w:type="dxa" w:w="60"/>
-              <w:right w:type="dxa" w:w="120"/>
-            </w:tcMar>
-          </w:tcPr>
-          <w:p>
-            <w:r>
-              <w:rPr>
-                <w:b w:val="false"/>
-                <w:bCs w:val="false"/>
-                <w:sz w:val="19"/>
-                <w:szCs w:val="19"/>
-              </w:rPr>
-              <w:t xml:space="preserve">Line vs production</w:t>
-            </w:r>
-          </w:p>
-        </w:tc>
-        <w:tc>
-          <w:tcPr>
-            <w:tcW w:type="dxa" w:w="6250"/>
-            <w:shd w:fill="FFFFFF" w:val="clear"/>
-            <w:tcMar>
-              <w:top w:type="dxa" w:w="60"/>
-              <w:left w:type="dxa" w:w="120"/>
-              <w:bottom w:type="dxa" w:w="60"/>
-              <w:right w:type="dxa" w:w="120"/>
-            </w:tcMar>
-          </w:tcPr>
-          <w:p>
-            <w:r>
-              <w:rPr>
-                <w:b/>
-                <w:bCs/>
-                <w:sz w:val="19"/>
-                <w:szCs w:val="19"/>
-              </w:rPr>
-              <w:t xml:space="preserve">27.0 yds/gm below his average</w:t>
-            </w:r>
-          </w:p>
-        </w:tc>
-      </w:tr>
-      <w:tr>
-        <w:tc>
-          <w:tcPr>
-            <w:tcW w:type="dxa" w:w="3830"/>
-            <w:shd w:fill="F4F5F7" w:val="clear"/>
-            <w:tcMar>
-              <w:top w:type="dxa" w:w="60"/>
-              <w:left w:type="dxa" w:w="120"/>
-              <w:bottom w:type="dxa" w:w="60"/>
-              <w:right w:type="dxa" w:w="120"/>
-            </w:tcMar>
-          </w:tcPr>
-          <w:p>
-            <w:r>
-              <w:rPr>
-                <w:b w:val="false"/>
-                <w:bCs w:val="false"/>
-                <w:sz w:val="19"/>
-                <w:szCs w:val="19"/>
-              </w:rPr>
-              <w:t xml:space="preserve">Missouri run defense</w:t>
-            </w:r>
-          </w:p>
-        </w:tc>
-        <w:tc>
-          <w:tcPr>
-            <w:tcW w:type="dxa" w:w="6250"/>
-            <w:shd w:fill="F4F5F7" w:val="clear"/>
-            <w:tcMar>
-              <w:top w:type="dxa" w:w="60"/>
-              <w:left w:type="dxa" w:w="120"/>
-              <w:bottom w:type="dxa" w:w="60"/>
-              <w:right w:type="dxa" w:w="120"/>
-            </w:tcMar>
-          </w:tcPr>
-          <w:p>
-            <w:r>
-              <w:rPr>
-                <w:b/>
-                <w:bCs/>
-                <w:sz w:val="19"/>
-                <w:szCs w:val="19"/>
-              </w:rPr>
-              <w:t xml:space="preserve">84.3 run defense grade, 9th in Havoc, but 126th in Explosiveness allowed</w:t>
-            </w:r>
-          </w:p>
-        </w:tc>
-      </w:tr>
-      <w:tr>
-        <w:tc>
-          <w:tcPr>
-            <w:tcW w:type="dxa" w:w="3830"/>
-            <w:shd w:fill="FFFFFF" w:val="clear"/>
+              <w:t xml:space="preserve">8.0 targets a game, 32 on the season, 92 routes</w:t>
+            </w:r>
+          </w:p>
+        </w:tc>
+      </w:tr>
+      <w:tr>
+        <w:tc>
+          <w:tcPr>
+            <w:tcW w:type="dxa" w:w="3830"/>
+            <w:shd w:fill="FFFFFF" w:val="clear"/>
+            <w:tcMar>
+              <w:top w:type="dxa" w:w="60"/>
+              <w:left w:type="dxa" w:w="120"/>
+              <w:bottom w:type="dxa" w:w="60"/>
+              <w:right w:type="dxa" w:w="120"/>
+            </w:tcMar>
+          </w:tcPr>
+          <w:p>
+            <w:r>
+              <w:rPr>
+                <w:b w:val="false"/>
+                <w:bCs w:val="false"/>
+                <w:sz w:val="19"/>
+                <w:szCs w:val="19"/>
+              </w:rPr>
+              <w:t xml:space="preserve">Efficiency</w:t>
+            </w:r>
+          </w:p>
+        </w:tc>
+        <w:tc>
+          <w:tcPr>
+            <w:tcW w:type="dxa" w:w="6250"/>
+            <w:shd w:fill="FFFFFF" w:val="clear"/>
+            <w:tcMar>
+              <w:top w:type="dxa" w:w="60"/>
+              <w:left w:type="dxa" w:w="120"/>
+              <w:bottom w:type="dxa" w:w="60"/>
+              <w:right w:type="dxa" w:w="120"/>
+            </w:tcMar>
+          </w:tcPr>
+          <w:p>
+            <w:r>
+              <w:rPr>
+                <w:b/>
+                <w:bCs/>
+                <w:sz w:val="19"/>
+                <w:szCs w:val="19"/>
+              </w:rPr>
+              <w:t xml:space="preserve">3.86 yards per route run, 11.2 average depth of target, 82.9 route grade</w:t>
+            </w:r>
+          </w:p>
+        </w:tc>
+      </w:tr>
+      <w:tr>
+        <w:tc>
+          <w:tcPr>
+            <w:tcW w:type="dxa" w:w="3830"/>
+            <w:shd w:fill="F4F5F7" w:val="clear"/>
+            <w:tcMar>
+              <w:top w:type="dxa" w:w="60"/>
+              <w:left w:type="dxa" w:w="120"/>
+              <w:bottom w:type="dxa" w:w="60"/>
+              <w:right w:type="dxa" w:w="120"/>
+            </w:tcMar>
+          </w:tcPr>
+          <w:p>
+            <w:r>
+              <w:rPr>
+                <w:b w:val="false"/>
+                <w:bCs w:val="false"/>
+                <w:sz w:val="19"/>
+                <w:szCs w:val="19"/>
+              </w:rPr>
+              <w:t xml:space="preserve">Hands</w:t>
+            </w:r>
+          </w:p>
+        </w:tc>
+        <w:tc>
+          <w:tcPr>
+            <w:tcW w:type="dxa" w:w="6250"/>
+            <w:shd w:fill="F4F5F7" w:val="clear"/>
+            <w:tcMar>
+              <w:top w:type="dxa" w:w="60"/>
+              <w:left w:type="dxa" w:w="120"/>
+              <w:bottom w:type="dxa" w:w="60"/>
+              <w:right w:type="dxa" w:w="120"/>
+            </w:tcMar>
+          </w:tcPr>
+          <w:p>
+            <w:r>
+              <w:rPr>
+                <w:b/>
+                <w:bCs/>
+                <w:sz w:val="19"/>
+                <w:szCs w:val="19"/>
+              </w:rPr>
+              <w:t xml:space="preserve">24 catches on 32 targets, no drops</w:t>
+            </w:r>
+          </w:p>
+        </w:tc>
+      </w:tr>
+      <w:tr>
+        <w:tc>
+          <w:tcPr>
+            <w:tcW w:type="dxa" w:w="3830"/>
+            <w:shd w:fill="FFFFFF" w:val="clear"/>
+            <w:tcMar>
+              <w:top w:type="dxa" w:w="60"/>
+              <w:left w:type="dxa" w:w="120"/>
+              <w:bottom w:type="dxa" w:w="60"/>
+              <w:right w:type="dxa" w:w="120"/>
+            </w:tcMar>
+          </w:tcPr>
+          <w:p>
+            <w:r>
+              <w:rPr>
+                <w:b w:val="false"/>
+                <w:bCs w:val="false"/>
+                <w:sz w:val="19"/>
+                <w:szCs w:val="19"/>
+              </w:rPr>
+              <w:t xml:space="preserve">Illinois defense</w:t>
+            </w:r>
+          </w:p>
+        </w:tc>
+        <w:tc>
+          <w:tcPr>
+            <w:tcW w:type="dxa" w:w="6250"/>
+            <w:shd w:fill="FFFFFF" w:val="clear"/>
+            <w:tcMar>
+              <w:top w:type="dxa" w:w="60"/>
+              <w:left w:type="dxa" w:w="120"/>
+              <w:bottom w:type="dxa" w:w="60"/>
+              <w:right w:type="dxa" w:w="120"/>
+            </w:tcMar>
+          </w:tcPr>
+          <w:p>
+            <w:r>
+              <w:rPr>
+                <w:b/>
+                <w:bCs/>
+                <w:sz w:val="19"/>
+                <w:szCs w:val="19"/>
+              </w:rPr>
+              <w:t xml:space="preserve">113th Success Rate, 75.5 coverage, 49.9 tackling</w:t>
+            </w:r>
+          </w:p>
+        </w:tc>
+      </w:tr>
+      <w:tr>
+        <w:tc>
+          <w:tcPr>
+            <w:tcW w:type="dxa" w:w="3830"/>
+            <w:shd w:fill="F4F5F7" w:val="clear"/>
             <w:tcMar>
               <w:top w:type="dxa" w:w="60"/>
               <w:left w:type="dxa" w:w="120"/>
@@ -443,7 +503,7 @@
         <w:tc>
           <w:tcPr>
             <w:tcW w:type="dxa" w:w="6250"/>
-            <w:shd w:fill="FFFFFF" w:val="clear"/>
+            <w:shd w:fill="F4F5F7" w:val="clear"/>
             <w:tcMar>
               <w:top w:type="dxa" w:w="60"/>
               <w:left w:type="dxa" w:w="120"/>
@@ -475,7 +535,7 @@
         <w:spacing w:after="160" w:line="276"/>
       </w:pPr>
       <w:r>
-        <w:t xml:space="preserve">Baugh has 580 rushing yards in four games, 145.0 a game, against a line of 118.0. He carries 21.0 times a game, 48.6% of everything Florida runs and 56.4% of the carries that are not the quarterback's, and his 6.9 yards a carry is the number the line is discounting: 118 asks for 5.6 on the same volume.</w:t>
+        <w:t xml:space="preserve">Waseem has 355 receiving yards in four games, 88.8 a game, against a line of 61.5. The projection is 82.7, and the pace multiplier behind it is 1.038, so almost none of that number is a script assumption. It is the production.</w:t>
       </w:r>
     </w:p>
     <w:p>
@@ -483,7 +543,7 @@
         <w:spacing w:after="160" w:line="276"/>
       </w:pPr>
       <w:r>
-        <w:t xml:space="preserve">The underlying work holds up. A 92.6 run grade, 34 avoided tackles, 358 yards after contact, 13 explosive runs, 11 touchdowns and a long of 75, with no fumbles on 84 carries. The 52.4% breakaway share means the yardage arrives unevenly, which is the risk on a line this high, and it is the same risk that was flagged last week when he cleared 119.0 with 142.</w:t>
+        <w:t xml:space="preserve">The efficiency is what carries it. 3.86 yards per route run on 92 routes, 24 catches on 32 targets with no drops, an 11.2 average depth of target and an 82.9 route grade, with a long of 37. He is a primary read on a downfield route tree, not a volume accumulator.</w:t>
       </w:r>
     </w:p>
     <w:p>
@@ -491,7 +551,7 @@
         <w:spacing w:after="160" w:line="276"/>
       </w:pPr>
       <w:r>
-        <w:t xml:space="preserve">Missouri are the hard part. They allow 20.8 a game on an 84.3 run defense grade, 9th in Havoc and 36th in Success Rate, with a 90.0 pass rush grade. What makes the matchup workable is 126th in Explosiveness allowed, which is precisely the thing a 52% breakaway back needs.</w:t>
+        <w:t xml:space="preserve">Illinois are the matchup and they are soft where it matters. Their defense ranks 113th in Success Rate, 111th in Havoc and 105th in Finishing Drives, with a 75.5 coverage grade and a 49.9 tackling grade. Purdue are 10-point underdogs with a 26.2 implied total, which is the script that produces throws: trailing teams pass.</w:t>
       </w:r>
     </w:p>
     <w:p>
@@ -499,7 +559,7 @@
         <w:spacing w:after="160" w:line="276"/>
       </w:pPr>
       <w:r>
-        <w:t xml:space="preserve">Florida are 5.5-point favorites with a 31.5 implied total, so the script supports carries. The model's 155.6 carries a 1.471 pace multiplier and should be read down; his own rate against a defense of this quality lands closer to 125 to 140, which still clears.</w:t>
+        <w:t xml:space="preserve">The argument against is the one that always applies to a receiver. Eight targets a game is real but it is not guaranteed in any single game, and 61.5 needs roughly two-thirds of his average. A quiet first half and a Purdue deficit that turns into a running clock is how it fails.</w:t>
       </w:r>
     </w:p>
     <w:p>
@@ -510,23 +570,19 @@
     <w:p>
       <w:pPr>
         <w:pStyle w:val="Heading2"/>
-        <w:spacing w:after="40"/>
+        <w:spacing w:after="20"/>
+      </w:pPr>
+      <w:r>
+        <w:t xml:space="preserve">California Golden Bears @ UNLV Rebels</w:t>
+      </w:r>
+    </w:p>
+    <w:p>
+      <w:pPr>
+        <w:pStyle w:val="Heading3"/>
+        <w:spacing w:after="200"/>
       </w:pPr>
       <w:r>
         <w:t xml:space="preserve">Adam Mohammed Over 64.5 Rushing Yards</w:t>
-      </w:r>
-    </w:p>
-    <w:p>
-      <w:pPr>
-        <w:spacing w:after="200"/>
-      </w:pPr>
-      <w:r>
-        <w:rPr>
-          <w:color w:val="5A6270"/>
-          <w:sz w:val="21"/>
-          <w:szCs w:val="21"/>
-        </w:rPr>
-        <w:t xml:space="preserve">California Golden Bears @ UNLV Rebels</w:t>
       </w:r>
     </w:p>
     <w:tbl>
@@ -732,64 +788,112 @@
                 <w:sz w:val="19"/>
                 <w:szCs w:val="19"/>
               </w:rPr>
-              <w:t xml:space="preserve">18.3 carries a game, 73 on the season: 63.5% of California's carries, 68.9% of its non-QB carries</w:t>
-            </w:r>
-          </w:p>
-        </w:tc>
-      </w:tr>
-      <w:tr>
-        <w:tc>
-          <w:tcPr>
-            <w:tcW w:type="dxa" w:w="3830"/>
-            <w:shd w:fill="FFFFFF" w:val="clear"/>
-            <w:tcMar>
-              <w:top w:type="dxa" w:w="60"/>
-              <w:left w:type="dxa" w:w="120"/>
-              <w:bottom w:type="dxa" w:w="60"/>
-              <w:right w:type="dxa" w:w="120"/>
-            </w:tcMar>
-          </w:tcPr>
-          <w:p>
-            <w:r>
-              <w:rPr>
-                <w:b w:val="false"/>
-                <w:bCs w:val="false"/>
-                <w:sz w:val="19"/>
-                <w:szCs w:val="19"/>
-              </w:rPr>
-              <w:t xml:space="preserve">Line vs production</w:t>
-            </w:r>
-          </w:p>
-        </w:tc>
-        <w:tc>
-          <w:tcPr>
-            <w:tcW w:type="dxa" w:w="6250"/>
-            <w:shd w:fill="FFFFFF" w:val="clear"/>
-            <w:tcMar>
-              <w:top w:type="dxa" w:w="60"/>
-              <w:left w:type="dxa" w:w="120"/>
-              <w:bottom w:type="dxa" w:w="60"/>
-              <w:right w:type="dxa" w:w="120"/>
-            </w:tcMar>
-          </w:tcPr>
-          <w:p>
-            <w:r>
-              <w:rPr>
-                <w:b/>
-                <w:bCs/>
-                <w:sz w:val="19"/>
-                <w:szCs w:val="19"/>
-              </w:rPr>
-              <w:t xml:space="preserve">19.5 yds/gm below his average</w:t>
-            </w:r>
-          </w:p>
-        </w:tc>
-      </w:tr>
-      <w:tr>
-        <w:tc>
-          <w:tcPr>
-            <w:tcW w:type="dxa" w:w="3830"/>
-            <w:shd w:fill="F4F5F7" w:val="clear"/>
+              <w:t xml:space="preserve">18.3 carries a game, 73 on the season: 63.5% of California's carries</w:t>
+            </w:r>
+          </w:p>
+        </w:tc>
+      </w:tr>
+      <w:tr>
+        <w:tc>
+          <w:tcPr>
+            <w:tcW w:type="dxa" w:w="3830"/>
+            <w:shd w:fill="FFFFFF" w:val="clear"/>
+            <w:tcMar>
+              <w:top w:type="dxa" w:w="60"/>
+              <w:left w:type="dxa" w:w="120"/>
+              <w:bottom w:type="dxa" w:w="60"/>
+              <w:right w:type="dxa" w:w="120"/>
+            </w:tcMar>
+          </w:tcPr>
+          <w:p>
+            <w:r>
+              <w:rPr>
+                <w:b w:val="false"/>
+                <w:bCs w:val="false"/>
+                <w:sz w:val="19"/>
+                <w:szCs w:val="19"/>
+              </w:rPr>
+              <w:t xml:space="preserve">Running style</w:t>
+            </w:r>
+          </w:p>
+        </w:tc>
+        <w:tc>
+          <w:tcPr>
+            <w:tcW w:type="dxa" w:w="6250"/>
+            <w:shd w:fill="FFFFFF" w:val="clear"/>
+            <w:tcMar>
+              <w:top w:type="dxa" w:w="60"/>
+              <w:left w:type="dxa" w:w="120"/>
+              <w:bottom w:type="dxa" w:w="60"/>
+              <w:right w:type="dxa" w:w="120"/>
+            </w:tcMar>
+          </w:tcPr>
+          <w:p>
+            <w:r>
+              <w:rPr>
+                <w:b/>
+                <w:bCs/>
+                <w:sz w:val="19"/>
+                <w:szCs w:val="19"/>
+              </w:rPr>
+              <w:t xml:space="preserve">14.3% breakaway share, 302 of 336 yards after contact, long of 28</w:t>
+            </w:r>
+          </w:p>
+        </w:tc>
+      </w:tr>
+      <w:tr>
+        <w:tc>
+          <w:tcPr>
+            <w:tcW w:type="dxa" w:w="3830"/>
+            <w:shd w:fill="F4F5F7" w:val="clear"/>
+            <w:tcMar>
+              <w:top w:type="dxa" w:w="60"/>
+              <w:left w:type="dxa" w:w="120"/>
+              <w:bottom w:type="dxa" w:w="60"/>
+              <w:right w:type="dxa" w:w="120"/>
+            </w:tcMar>
+          </w:tcPr>
+          <w:p>
+            <w:r>
+              <w:rPr>
+                <w:b w:val="false"/>
+                <w:bCs w:val="false"/>
+                <w:sz w:val="19"/>
+                <w:szCs w:val="19"/>
+              </w:rPr>
+              <w:t xml:space="preserve">Grades</w:t>
+            </w:r>
+          </w:p>
+        </w:tc>
+        <w:tc>
+          <w:tcPr>
+            <w:tcW w:type="dxa" w:w="6250"/>
+            <w:shd w:fill="F4F5F7" w:val="clear"/>
+            <w:tcMar>
+              <w:top w:type="dxa" w:w="60"/>
+              <w:left w:type="dxa" w:w="120"/>
+              <w:bottom w:type="dxa" w:w="60"/>
+              <w:right w:type="dxa" w:w="120"/>
+            </w:tcMar>
+          </w:tcPr>
+          <w:p>
+            <w:r>
+              <w:rPr>
+                <w:b/>
+                <w:bCs/>
+                <w:sz w:val="19"/>
+                <w:szCs w:val="19"/>
+              </w:rPr>
+              <w:t xml:space="preserve">77.4 run grade, 26 avoided tackles, no fumbles</w:t>
+            </w:r>
+          </w:p>
+        </w:tc>
+      </w:tr>
+      <w:tr>
+        <w:tc>
+          <w:tcPr>
+            <w:tcW w:type="dxa" w:w="3830"/>
+            <w:shd w:fill="FFFFFF" w:val="clear"/>
             <w:tcMar>
               <w:top w:type="dxa" w:w="60"/>
               <w:left w:type="dxa" w:w="120"/>
@@ -812,32 +916,32 @@
         <w:tc>
           <w:tcPr>
             <w:tcW w:type="dxa" w:w="6250"/>
-            <w:shd w:fill="F4F5F7" w:val="clear"/>
-            <w:tcMar>
-              <w:top w:type="dxa" w:w="60"/>
-              <w:left w:type="dxa" w:w="120"/>
-              <w:bottom w:type="dxa" w:w="60"/>
-              <w:right w:type="dxa" w:w="120"/>
-            </w:tcMar>
-          </w:tcPr>
-          <w:p>
-            <w:r>
-              <w:rPr>
-                <w:b/>
-                <w:bCs/>
-                <w:sz w:val="19"/>
-                <w:szCs w:val="19"/>
-              </w:rPr>
-              <w:t xml:space="preserve">49.2 grade, the weakest unit in this matchup</w:t>
-            </w:r>
-          </w:p>
-        </w:tc>
-      </w:tr>
-      <w:tr>
-        <w:tc>
-          <w:tcPr>
-            <w:tcW w:type="dxa" w:w="3830"/>
-            <w:shd w:fill="FFFFFF" w:val="clear"/>
+            <w:shd w:fill="FFFFFF" w:val="clear"/>
+            <w:tcMar>
+              <w:top w:type="dxa" w:w="60"/>
+              <w:left w:type="dxa" w:w="120"/>
+              <w:bottom w:type="dxa" w:w="60"/>
+              <w:right w:type="dxa" w:w="120"/>
+            </w:tcMar>
+          </w:tcPr>
+          <w:p>
+            <w:r>
+              <w:rPr>
+                <w:b/>
+                <w:bCs/>
+                <w:sz w:val="19"/>
+                <w:szCs w:val="19"/>
+              </w:rPr>
+              <w:t xml:space="preserve">49.2 grade</w:t>
+            </w:r>
+          </w:p>
+        </w:tc>
+      </w:tr>
+      <w:tr>
+        <w:tc>
+          <w:tcPr>
+            <w:tcW w:type="dxa" w:w="3830"/>
+            <w:shd w:fill="F4F5F7" w:val="clear"/>
             <w:tcMar>
               <w:top w:type="dxa" w:w="60"/>
               <w:left w:type="dxa" w:w="120"/>
@@ -860,7 +964,7 @@
         <w:tc>
           <w:tcPr>
             <w:tcW w:type="dxa" w:w="6250"/>
-            <w:shd w:fill="FFFFFF" w:val="clear"/>
+            <w:shd w:fill="F4F5F7" w:val="clear"/>
             <w:tcMar>
               <w:top w:type="dxa" w:w="60"/>
               <w:left w:type="dxa" w:w="120"/>
@@ -892,7 +996,7 @@
         <w:spacing w:after="160" w:line="276"/>
       </w:pPr>
       <w:r>
-        <w:t xml:space="preserve">Mohammed has 336 rushing yards in four games, 84.0 a game, against a line of 64.5. The projection is 80.8. At his 18.3 carries a game the line asks for 3.5 yards a carry; he is at 4.6.</w:t>
+        <w:t xml:space="preserve">Mohammed has 336 rushing yards in four games, 84.0 a game, against a line of 64.5. At his 18.3 carries a game the line asks for 3.5 yards a carry; he is at 4.6.</w:t>
       </w:r>
     </w:p>
     <w:p>
@@ -900,7 +1004,7 @@
         <w:spacing w:after="160" w:line="276"/>
       </w:pPr>
       <w:r>
-        <w:t xml:space="preserve">He is the opposite profile to Baugh and that is the appeal here. A 14.3% breakaway share and a long of 28 mean almost none of this is boom: 302 of his 336 yards came after contact, with 26 avoided tackles and no fumbles on a 77.4 run grade. A back who gets his yards two and three at a time is the lower-variance way to clear a yardage line.</w:t>
+        <w:t xml:space="preserve">The running style is what makes the number dependable. A 14.3% breakaway share and a long of 28 mean almost none of his output is boom: 302 of his 336 yards came after contact, with 26 avoided tackles and no fumbles on a 77.4 run grade. A back who gets two and three yards at a time clears a yardage line by accumulation rather than by one play.</w:t>
       </w:r>
     </w:p>
     <w:p>
@@ -908,7 +1012,7 @@
         <w:spacing w:after="160" w:line="276"/>
       </w:pPr>
       <w:r>
-        <w:t xml:space="preserve">The volume is the real edge. 63.5% of California's carries is a workhorse share, and the next man has 16 carries all season. There is no committee risk to price.</w:t>
+        <w:t xml:space="preserve">The volume is the edge. 63.5% of California's carries is a workhorse share and the next man has 16 attempts all season, so there is no committee to price. UNLV tackle at 49.2 against California's 79.1 run grade, a 30-point gap in the unit this position runs through.</w:t>
       </w:r>
     </w:p>
     <w:p>
@@ -916,7 +1020,7 @@
         <w:spacing w:after="160" w:line="276"/>
       </w:pPr>
       <w:r>
-        <w:t xml:space="preserve">UNLV allow 21.8 a game but their tackling grade is 49.2 and their coverage 56.9, against a 63.7 run defense. They rank 76th in Success Rate and 77th in Finishing Drives. The game is close to a pick at California +2.5, so no blowout script takes the ball out of his hands in either direction.</w:t>
+        <w:t xml:space="preserve">The game is near a pick at California +2.5, so no blowout script in either direction takes the ball out of his hands. This card also takes Under 53.5 in the same game; a run-heavy, clock-controlling afternoon serves both, which is the rare case where two positions in one game reinforce rather than fight.</w:t>
       </w:r>
     </w:p>
     <w:p>
@@ -927,23 +1031,19 @@
     <w:p>
       <w:pPr>
         <w:pStyle w:val="Heading2"/>
-        <w:spacing w:after="40"/>
+        <w:spacing w:after="20"/>
+      </w:pPr>
+      <w:r>
+        <w:t xml:space="preserve">BYU Cougars @ TCU Horned Frogs</w:t>
+      </w:r>
+    </w:p>
+    <w:p>
+      <w:pPr>
+        <w:pStyle w:val="Heading3"/>
+        <w:spacing w:after="200"/>
       </w:pPr>
       <w:r>
         <w:t xml:space="preserve">Kari Ashley Over 32.5 Receiving Yards</w:t>
-      </w:r>
-    </w:p>
-    <w:p>
-      <w:pPr>
-        <w:spacing w:after="200"/>
-      </w:pPr>
-      <w:r>
-        <w:rPr>
-          <w:color w:val="5A6270"/>
-          <w:sz w:val="21"/>
-          <w:szCs w:val="21"/>
-        </w:rPr>
-        <w:t xml:space="preserve">BYU Cougars @ TCU Horned Frogs</w:t>
       </w:r>
     </w:p>
     <w:tbl>
@@ -1270,6 +1370,54 @@
                 <w:sz w:val="19"/>
                 <w:szCs w:val="19"/>
               </w:rPr>
+              <w:t xml:space="preserve">Working against it</w:t>
+            </w:r>
+          </w:p>
+        </w:tc>
+        <w:tc>
+          <w:tcPr>
+            <w:tcW w:type="dxa" w:w="6250"/>
+            <w:shd w:fill="FFFFFF" w:val="clear"/>
+            <w:tcMar>
+              <w:top w:type="dxa" w:w="60"/>
+              <w:left w:type="dxa" w:w="120"/>
+              <w:bottom w:type="dxa" w:w="60"/>
+              <w:right w:type="dxa" w:w="120"/>
+            </w:tcMar>
+          </w:tcPr>
+          <w:p>
+            <w:r>
+              <w:rPr>
+                <w:b/>
+                <w:bCs/>
+                <w:sz w:val="19"/>
+                <w:szCs w:val="19"/>
+              </w:rPr>
+              <w:t xml:space="preserve">BYU 89.6 coverage, TCU implied total 20.8, 0.813 pace adjustment</w:t>
+            </w:r>
+          </w:p>
+        </w:tc>
+      </w:tr>
+      <w:tr>
+        <w:tc>
+          <w:tcPr>
+            <w:tcW w:type="dxa" w:w="3830"/>
+            <w:shd w:fill="F4F5F7" w:val="clear"/>
+            <w:tcMar>
+              <w:top w:type="dxa" w:w="60"/>
+              <w:left w:type="dxa" w:w="120"/>
+              <w:bottom w:type="dxa" w:w="60"/>
+              <w:right w:type="dxa" w:w="120"/>
+            </w:tcMar>
+          </w:tcPr>
+          <w:p>
+            <w:r>
+              <w:rPr>
+                <w:b w:val="false"/>
+                <w:bCs w:val="false"/>
+                <w:sz w:val="19"/>
+                <w:szCs w:val="19"/>
+              </w:rPr>
               <w:t xml:space="preserve">Books</w:t>
             </w:r>
           </w:p>
@@ -1277,7 +1425,7 @@
         <w:tc>
           <w:tcPr>
             <w:tcW w:type="dxa" w:w="6250"/>
-            <w:shd w:fill="FFFFFF" w:val="clear"/>
+            <w:shd w:fill="F4F5F7" w:val="clear"/>
             <w:tcMar>
               <w:top w:type="dxa" w:w="60"/>
               <w:left w:type="dxa" w:w="120"/>
@@ -1317,7 +1465,7 @@
         <w:spacing w:after="160" w:line="276"/>
       </w:pPr>
       <w:r>
-        <w:t xml:space="preserve">The efficiency behind it is real rather than a one-game spike. 2.96 yards per route run on 90 routes, 19 catches on 25 targets, three touchdowns, a 9.2 average depth of target and a 77.5 route grade, with a long of 37. A tight end running that many routes at that rate is being used as a primary read, not a checkdown. Two drops is the one blemish.</w:t>
+        <w:t xml:space="preserve">The efficiency is not a one-game spike. 2.96 yards per route run on 90 routes, 19 catches on 25 targets, three touchdowns, a 9.2 average depth of target and a 77.5 route grade, with a long of 37. A tight end running that many routes at that rate is being used as a primary read rather than a checkdown. Two drops is the one blemish.</w:t>
       </w:r>
     </w:p>
     <w:p>
@@ -1325,7 +1473,7 @@
         <w:spacing w:after="160" w:line="276"/>
       </w:pPr>
       <w:r>
-        <w:t xml:space="preserve">BYU are the reason the line is low and the reason to be careful. They are 3-0, allow 15.7 a game and carry an 89.6 coverage grade against TCU's 71.0. TCU's own best number is a 92.0 run defense, which is not the half of the field this prop lives on, and the widest unit gap in the game is actually tackling, where TCU's 87.6 towers over BYU's 52.8. Their soft spot is a 52.8 tackling grade and 97th in Finishing Drives allowed.</w:t>
+        <w:t xml:space="preserve">What makes this interesting is that the number survives everything working against it. BYU allow 15.7 a game and grade 89.6 in coverage. TCU are 6-point home underdogs with a 20.8 implied total, and the model applies a 0.813 pace adjustment for the low-scoring script it expects. After all of that the projection still sits 38% above the line, because the starting production is so far clear of it.</w:t>
       </w:r>
     </w:p>
     <w:p>
@@ -1333,7 +1481,7 @@
         <w:spacing w:after="160" w:line="276"/>
       </w:pPr>
       <w:r>
-        <w:t xml:space="preserve">The honest argument against is the game script rather than the matchup. TCU are 6-point home underdogs with a 20.8 implied total, and the model applies a 0.813 pace adjustment for it. A team expected to score 21 does not throw as much as one expected to score 31, and that is the single biggest threat to this number.</w:t>
+        <w:t xml:space="preserve">The honest risk is the script rather than the matchup. A team expected to score 21 throws less than one expected to score 31, and BYU's defense is built to make that worse. TCU's own best defensive number, a 92.0 run defense, also argues their offense will spend time behind.</w:t>
       </w:r>
     </w:p>
     <w:p>
@@ -1344,23 +1492,19 @@
     <w:p>
       <w:pPr>
         <w:pStyle w:val="Heading2"/>
-        <w:spacing w:after="40"/>
+        <w:spacing w:after="20"/>
+      </w:pPr>
+      <w:r>
+        <w:t xml:space="preserve">Kentucky Wildcats @ South Carolina Gamecocks</w:t>
+      </w:r>
+    </w:p>
+    <w:p>
+      <w:pPr>
+        <w:pStyle w:val="Heading3"/>
+        <w:spacing w:after="200"/>
       </w:pPr>
       <w:r>
         <w:t xml:space="preserve">Mazeo Bennett Jr. Under 37.5 Receiving Yards</w:t>
-      </w:r>
-    </w:p>
-    <w:p>
-      <w:pPr>
-        <w:spacing w:after="200"/>
-      </w:pPr>
-      <w:r>
-        <w:rPr>
-          <w:color w:val="5A6270"/>
-          <w:sz w:val="21"/>
-          <w:szCs w:val="21"/>
-        </w:rPr>
-        <w:t xml:space="preserve">Kentucky Wildcats @ South Carolina Gamecocks</w:t>
       </w:r>
     </w:p>
     <w:tbl>
@@ -1639,39 +1783,87 @@
                 <w:sz w:val="19"/>
                 <w:szCs w:val="19"/>
               </w:rPr>
-              <w:t xml:space="preserve">Line vs production</w:t>
-            </w:r>
-          </w:p>
-        </w:tc>
-        <w:tc>
-          <w:tcPr>
-            <w:tcW w:type="dxa" w:w="6250"/>
-            <w:shd w:fill="F4F5F7" w:val="clear"/>
-            <w:tcMar>
-              <w:top w:type="dxa" w:w="60"/>
-              <w:left w:type="dxa" w:w="120"/>
-              <w:bottom w:type="dxa" w:w="60"/>
-              <w:right w:type="dxa" w:w="120"/>
-            </w:tcMar>
-          </w:tcPr>
-          <w:p>
-            <w:r>
-              <w:rPr>
-                <w:b/>
-                <w:bCs/>
-                <w:sz w:val="19"/>
-                <w:szCs w:val="19"/>
-              </w:rPr>
-              <w:t xml:space="preserve">the line sits 10 yards a game above his average</w:t>
-            </w:r>
-          </w:p>
-        </w:tc>
-      </w:tr>
-      <w:tr>
-        <w:tc>
-          <w:tcPr>
-            <w:tcW w:type="dxa" w:w="3830"/>
-            <w:shd w:fill="FFFFFF" w:val="clear"/>
+              <w:t xml:space="preserve">Longest catch</w:t>
+            </w:r>
+          </w:p>
+        </w:tc>
+        <w:tc>
+          <w:tcPr>
+            <w:tcW w:type="dxa" w:w="6250"/>
+            <w:shd w:fill="F4F5F7" w:val="clear"/>
+            <w:tcMar>
+              <w:top w:type="dxa" w:w="60"/>
+              <w:left w:type="dxa" w:w="120"/>
+              <w:bottom w:type="dxa" w:w="60"/>
+              <w:right w:type="dxa" w:w="120"/>
+            </w:tcMar>
+          </w:tcPr>
+          <w:p>
+            <w:r>
+              <w:rPr>
+                <w:b/>
+                <w:bCs/>
+                <w:sz w:val="19"/>
+                <w:szCs w:val="19"/>
+              </w:rPr>
+              <w:t xml:space="preserve">18 yards, all season</w:t>
+            </w:r>
+          </w:p>
+        </w:tc>
+      </w:tr>
+      <w:tr>
+        <w:tc>
+          <w:tcPr>
+            <w:tcW w:type="dxa" w:w="3830"/>
+            <w:shd w:fill="FFFFFF" w:val="clear"/>
+            <w:tcMar>
+              <w:top w:type="dxa" w:w="60"/>
+              <w:left w:type="dxa" w:w="120"/>
+              <w:bottom w:type="dxa" w:w="60"/>
+              <w:right w:type="dxa" w:w="120"/>
+            </w:tcMar>
+          </w:tcPr>
+          <w:p>
+            <w:r>
+              <w:rPr>
+                <w:b w:val="false"/>
+                <w:bCs w:val="false"/>
+                <w:sz w:val="19"/>
+                <w:szCs w:val="19"/>
+              </w:rPr>
+              <w:t xml:space="preserve">Working against it</w:t>
+            </w:r>
+          </w:p>
+        </w:tc>
+        <w:tc>
+          <w:tcPr>
+            <w:tcW w:type="dxa" w:w="6250"/>
+            <w:shd w:fill="FFFFFF" w:val="clear"/>
+            <w:tcMar>
+              <w:top w:type="dxa" w:w="60"/>
+              <w:left w:type="dxa" w:w="120"/>
+              <w:bottom w:type="dxa" w:w="60"/>
+              <w:right w:type="dxa" w:w="120"/>
+            </w:tcMar>
+          </w:tcPr>
+          <w:p>
+            <w:r>
+              <w:rPr>
+                <w:b/>
+                <w:bCs/>
+                <w:sz w:val="19"/>
+                <w:szCs w:val="19"/>
+              </w:rPr>
+              <w:t xml:space="preserve">Kentucky 88th Success Rate defense, South Carolina implied total 28.8</w:t>
+            </w:r>
+          </w:p>
+        </w:tc>
+      </w:tr>
+      <w:tr>
+        <w:tc>
+          <w:tcPr>
+            <w:tcW w:type="dxa" w:w="3830"/>
+            <w:shd w:fill="F4F5F7" w:val="clear"/>
             <w:tcMar>
               <w:top w:type="dxa" w:w="60"/>
               <w:left w:type="dxa" w:w="120"/>
@@ -1694,7 +1886,7 @@
         <w:tc>
           <w:tcPr>
             <w:tcW w:type="dxa" w:w="6250"/>
-            <w:shd w:fill="FFFFFF" w:val="clear"/>
+            <w:shd w:fill="F4F5F7" w:val="clear"/>
             <w:tcMar>
               <w:top w:type="dxa" w:w="60"/>
               <w:left w:type="dxa" w:w="120"/>
@@ -1726,7 +1918,7 @@
         <w:spacing w:after="160" w:line="276"/>
       </w:pPr>
       <w:r>
-        <w:t xml:space="preserve">Bennett has 109 receiving yards in four games, 27.3 a game, against a line of 37.5. The projection is 21.7. The line is asking for 38% more than he has produced in any sustained way.</w:t>
+        <w:t xml:space="preserve">Bennett has 109 receiving yards in four games, 27.3 a game, against a line of 37.5. The line is asking for 38% more than he has produced in any sustained stretch.</w:t>
       </w:r>
     </w:p>
     <w:p>
@@ -1734,7 +1926,7 @@
         <w:spacing w:after="160" w:line="276"/>
       </w:pPr>
       <w:r>
-        <w:t xml:space="preserve">The case is the efficiency rather than the usage. He has run 98 routes for 1.11 yards per route run, caught 10 of 21 targets, and dropped four of them, on a 56.1 route grade with a long of 18. Four drops on 21 targets is the number that matters: he is getting looks and not converting them, and a receiver with no catch longer than 18 yards all season needs volume he is not getting to reach 37.5.</w:t>
+        <w:t xml:space="preserve">The case is efficiency, not usage, which is what makes it unusual: it requires nothing to happen. He has run 98 routes for 1.11 yards per route run, caught 10 of 21 targets, and dropped four, on a 56.1 route grade. His longest catch all season is 18 yards. A receiver with no explosive play and a sub-50% catch rate needs volume he is not getting to reach 37.5.</w:t>
       </w:r>
     </w:p>
     <w:p>
@@ -1750,7 +1942,7 @@
         <w:spacing w:after="160" w:line="276"/>
       </w:pPr>
       <w:r>
-        <w:t xml:space="preserve">Kentucky's defense is the argument against and it is not a small one. They rank 88th in Success Rate and 115th in Field Position while allowing 25.0 a game, which is not a unit that shuts receivers down. South Carolina are 3-point home favorites with a 28.8 implied total, so there is no negative script forcing volume away from him either.</w:t>
+        <w:t xml:space="preserve">Kentucky's defense is the argument against and it is not small. They rank 88th in Success Rate and 115th in Field Position while allowing 25.0 a game, which is not a unit that shuts receivers down. South Carolina are 3-point home favourites with a 28.8 implied total, so there is no negative script forcing volume away from him either. One 40-yard play beats this, which is the whole risk in a sentence.</w:t>
       </w:r>
     </w:p>
     <w:p>
@@ -1761,23 +1953,19 @@
     <w:p>
       <w:pPr>
         <w:pStyle w:val="Heading2"/>
-        <w:spacing w:after="40"/>
-      </w:pPr>
-      <w:r>
-        <w:t xml:space="preserve">Chas Nimrod Over 47.5 Receiving Yards</w:t>
-      </w:r>
-    </w:p>
-    <w:p>
-      <w:pPr>
+        <w:spacing w:after="20"/>
+      </w:pPr>
+      <w:r>
+        <w:t xml:space="preserve">Florida Gators @ Missouri Tigers</w:t>
+      </w:r>
+    </w:p>
+    <w:p>
+      <w:pPr>
+        <w:pStyle w:val="Heading3"/>
         <w:spacing w:after="200"/>
       </w:pPr>
       <w:r>
-        <w:rPr>
-          <w:color w:val="5A6270"/>
-          <w:sz w:val="21"/>
-          <w:szCs w:val="21"/>
-        </w:rPr>
-        <w:t xml:space="preserve">Auburn Tigers @ Tennessee Volunteers</w:t>
+        <w:t xml:space="preserve">Jadan Baugh Over 118.0 Rushing Yards</w:t>
       </w:r>
     </w:p>
     <w:tbl>
@@ -1839,7 +2027,7 @@
                 <w:sz w:val="19"/>
                 <w:szCs w:val="19"/>
               </w:rPr>
-              <w:t xml:space="preserve">47.5</w:t>
+              <w:t xml:space="preserve">118.0</w:t>
             </w:r>
           </w:p>
         </w:tc>
@@ -1887,7 +2075,7 @@
                 <w:sz w:val="19"/>
                 <w:szCs w:val="19"/>
               </w:rPr>
-              <w:t xml:space="preserve">57.2 (+20.4%)</w:t>
+              <w:t xml:space="preserve">155.6 (+31.9%), read down for a 1.471 pace multiplier</w:t>
             </w:r>
           </w:p>
         </w:tc>
@@ -1935,7 +2123,7 @@
                 <w:sz w:val="19"/>
                 <w:szCs w:val="19"/>
               </w:rPr>
-              <w:t xml:space="preserve">240 yards in 4 games, 60.0 a game</w:t>
+              <w:t xml:space="preserve">580 yards in 4 games, 145.0 a game</w:t>
             </w:r>
           </w:p>
         </w:tc>
@@ -1983,7 +2171,7 @@
                 <w:sz w:val="19"/>
                 <w:szCs w:val="19"/>
               </w:rPr>
-              <w:t xml:space="preserve">8.0 targets a game, 32 on the season, 147 routes</w:t>
+              <w:t xml:space="preserve">21.0 carries a game, 84 on the season: 48.6% of Florida's carries</w:t>
             </w:r>
           </w:p>
         </w:tc>
@@ -2031,64 +2219,112 @@
                 <w:sz w:val="19"/>
                 <w:szCs w:val="19"/>
               </w:rPr>
-              <w:t xml:space="preserve">1.63 yards per route run, 8.7 aDOT, 1 drop on 32 targets, 60.7 route grade</w:t>
-            </w:r>
-          </w:p>
-        </w:tc>
-      </w:tr>
-      <w:tr>
-        <w:tc>
-          <w:tcPr>
-            <w:tcW w:type="dxa" w:w="3830"/>
-            <w:shd w:fill="F4F5F7" w:val="clear"/>
-            <w:tcMar>
-              <w:top w:type="dxa" w:w="60"/>
-              <w:left w:type="dxa" w:w="120"/>
-              <w:bottom w:type="dxa" w:w="60"/>
-              <w:right w:type="dxa" w:w="120"/>
-            </w:tcMar>
-          </w:tcPr>
-          <w:p>
-            <w:r>
-              <w:rPr>
-                <w:b w:val="false"/>
-                <w:bCs w:val="false"/>
-                <w:sz w:val="19"/>
-                <w:szCs w:val="19"/>
-              </w:rPr>
-              <w:t xml:space="preserve">Tennessee coverage</w:t>
-            </w:r>
-          </w:p>
-        </w:tc>
-        <w:tc>
-          <w:tcPr>
-            <w:tcW w:type="dxa" w:w="6250"/>
-            <w:shd w:fill="F4F5F7" w:val="clear"/>
-            <w:tcMar>
-              <w:top w:type="dxa" w:w="60"/>
-              <w:left w:type="dxa" w:w="120"/>
-              <w:bottom w:type="dxa" w:w="60"/>
-              <w:right w:type="dxa" w:w="120"/>
-            </w:tcMar>
-          </w:tcPr>
-          <w:p>
-            <w:r>
-              <w:rPr>
-                <w:b/>
-                <w:bCs/>
-                <w:sz w:val="19"/>
-                <w:szCs w:val="19"/>
-              </w:rPr>
-              <w:t xml:space="preserve">89.7 grade</w:t>
-            </w:r>
-          </w:p>
-        </w:tc>
-      </w:tr>
-      <w:tr>
-        <w:tc>
-          <w:tcPr>
-            <w:tcW w:type="dxa" w:w="3830"/>
-            <w:shd w:fill="FFFFFF" w:val="clear"/>
+              <w:t xml:space="preserve">6.9 yards a carry against a line asking 5.6</w:t>
+            </w:r>
+          </w:p>
+        </w:tc>
+      </w:tr>
+      <w:tr>
+        <w:tc>
+          <w:tcPr>
+            <w:tcW w:type="dxa" w:w="3830"/>
+            <w:shd w:fill="F4F5F7" w:val="clear"/>
+            <w:tcMar>
+              <w:top w:type="dxa" w:w="60"/>
+              <w:left w:type="dxa" w:w="120"/>
+              <w:bottom w:type="dxa" w:w="60"/>
+              <w:right w:type="dxa" w:w="120"/>
+            </w:tcMar>
+          </w:tcPr>
+          <w:p>
+            <w:r>
+              <w:rPr>
+                <w:b w:val="false"/>
+                <w:bCs w:val="false"/>
+                <w:sz w:val="19"/>
+                <w:szCs w:val="19"/>
+              </w:rPr>
+              <w:t xml:space="preserve">Grades</w:t>
+            </w:r>
+          </w:p>
+        </w:tc>
+        <w:tc>
+          <w:tcPr>
+            <w:tcW w:type="dxa" w:w="6250"/>
+            <w:shd w:fill="F4F5F7" w:val="clear"/>
+            <w:tcMar>
+              <w:top w:type="dxa" w:w="60"/>
+              <w:left w:type="dxa" w:w="120"/>
+              <w:bottom w:type="dxa" w:w="60"/>
+              <w:right w:type="dxa" w:w="120"/>
+            </w:tcMar>
+          </w:tcPr>
+          <w:p>
+            <w:r>
+              <w:rPr>
+                <w:b/>
+                <w:bCs/>
+                <w:sz w:val="19"/>
+                <w:szCs w:val="19"/>
+              </w:rPr>
+              <w:t xml:space="preserve">92.6 run grade, 34 avoided tackles, 358 yards after contact, 11 touchdowns</w:t>
+            </w:r>
+          </w:p>
+        </w:tc>
+      </w:tr>
+      <w:tr>
+        <w:tc>
+          <w:tcPr>
+            <w:tcW w:type="dxa" w:w="3830"/>
+            <w:shd w:fill="FFFFFF" w:val="clear"/>
+            <w:tcMar>
+              <w:top w:type="dxa" w:w="60"/>
+              <w:left w:type="dxa" w:w="120"/>
+              <w:bottom w:type="dxa" w:w="60"/>
+              <w:right w:type="dxa" w:w="120"/>
+            </w:tcMar>
+          </w:tcPr>
+          <w:p>
+            <w:r>
+              <w:rPr>
+                <w:b w:val="false"/>
+                <w:bCs w:val="false"/>
+                <w:sz w:val="19"/>
+                <w:szCs w:val="19"/>
+              </w:rPr>
+              <w:t xml:space="preserve">Missouri run defense</w:t>
+            </w:r>
+          </w:p>
+        </w:tc>
+        <w:tc>
+          <w:tcPr>
+            <w:tcW w:type="dxa" w:w="6250"/>
+            <w:shd w:fill="FFFFFF" w:val="clear"/>
+            <w:tcMar>
+              <w:top w:type="dxa" w:w="60"/>
+              <w:left w:type="dxa" w:w="120"/>
+              <w:bottom w:type="dxa" w:w="60"/>
+              <w:right w:type="dxa" w:w="120"/>
+            </w:tcMar>
+          </w:tcPr>
+          <w:p>
+            <w:r>
+              <w:rPr>
+                <w:b/>
+                <w:bCs/>
+                <w:sz w:val="19"/>
+                <w:szCs w:val="19"/>
+              </w:rPr>
+              <w:t xml:space="preserve">84.3 grade and 9th in Havoc, but 126th in Explosiveness allowed</w:t>
+            </w:r>
+          </w:p>
+        </w:tc>
+      </w:tr>
+      <w:tr>
+        <w:tc>
+          <w:tcPr>
+            <w:tcW w:type="dxa" w:w="3830"/>
+            <w:shd w:fill="F4F5F7" w:val="clear"/>
             <w:tcMar>
               <w:top w:type="dxa" w:w="60"/>
               <w:left w:type="dxa" w:w="120"/>
@@ -2111,7 +2347,7 @@
         <w:tc>
           <w:tcPr>
             <w:tcW w:type="dxa" w:w="6250"/>
-            <w:shd w:fill="FFFFFF" w:val="clear"/>
+            <w:shd w:fill="F4F5F7" w:val="clear"/>
             <w:tcMar>
               <w:top w:type="dxa" w:w="60"/>
               <w:left w:type="dxa" w:w="120"/>
@@ -2143,7 +2379,7 @@
         <w:spacing w:after="160" w:line="276"/>
       </w:pPr>
       <w:r>
-        <w:t xml:space="preserve">Nimrod has 240 receiving yards in four games, 60.0 a game, against a line of 47.5. He has run 147 routes and drawn 32 targets, 8.0 a game.</w:t>
+        <w:t xml:space="preserve">Baugh has 580 rushing yards in four games, 145.0 a game, against a line of 118.0. The projection of 155.6 carries a 1.471 pace multiplier and should be discounted, but the projection is not what this rests on: 118 asks for 5.6 yards a carry on his 21.0 attempts and he is at 6.9.</w:t>
       </w:r>
     </w:p>
     <w:p>
@@ -2151,7 +2387,7 @@
         <w:spacing w:after="160" w:line="276"/>
       </w:pPr>
       <w:r>
-        <w:t xml:space="preserve">The volume is what carries this, because the efficiency does not. 22 catches on 32 targets with one drop, 1.63 yards per route run and an 8.7 average depth of target, on a route grade of only 60.7. A receiver seeing eight targets a game clears 47.5 on a normal day without needing a long one, and he has a 35-yard long to go with it, but this is a usage bet and not a quality one.</w:t>
+        <w:t xml:space="preserve">The underlying work supports the rate. A 92.6 run grade, 34 avoided tackles, 358 yards after contact, 13 explosive runs, 11 touchdowns and a long of 75, with no fumbles on 84 carries. He takes 48.6% of everything Florida run and 56.4% of the carries that are not the quarterback's.</w:t>
       </w:r>
     </w:p>
     <w:p>
@@ -2159,7 +2395,7 @@
         <w:spacing w:after="160" w:line="276"/>
       </w:pPr>
       <w:r>
-        <w:t xml:space="preserve">Tennessee are a hard matchup: an 89.7 coverage grade, 80.0 pass rush, 10th in Havoc, 11th in Finishing Drives, allowing 15.5 points a game. That is why the edge is only 20.4%.</w:t>
+        <w:t xml:space="preserve">Missouri are the hard part. They allow 20.8 a game on an 84.3 run defense grade, 9th in Havoc and 36th in Success Rate, with a 90.0 pass rush grade. What keeps the matchup workable is 126th in Explosiveness allowed, which is the one thing a back with a 52.4% breakaway share needs.</w:t>
       </w:r>
     </w:p>
     <w:p>
@@ -2167,7 +2403,7 @@
         <w:spacing w:after="160" w:line="276"/>
       </w:pPr>
       <w:r>
-        <w:t xml:space="preserve">Auburn are 7-point road underdogs with a 23.5 implied total, which is the script that usually helps a volume receiver, since trailing teams throw. This was taken ahead of a larger edge on Purdue's Asaad Waseem, who is at 88.8 yards a game on 3.86 yards per route run and an 82.9 route grade against a defense ranked 113th in Success Rate. On the evidence Waseem is the better prop. It was passed over because this card already lays Illinois -10.0 and takes Under 62.5 in that game, and a Purdue receiving Over sits on the far side of both: it wants Purdue throwing and scoring. Declining to bet against two existing positions is the reason, and it is a portfolio choice rather than a read on the player.</w:t>
+        <w:t xml:space="preserve">That breakaway share is also the risk. More than half his yardage arrives on a handful of carries, so the distribution is lumpy: he either clears this comfortably or falls well short, with little in between. Florida are 5.5-point favourites with a 31.5 implied total, so the script supports the carries.</w:t>
       </w:r>
     </w:p>
     <w:sectPr>
@@ -2400,8 +2636,8 @@
       <w:b/>
       <w:bCs/>
       <w:color w:val="11161F"/>
-      <w:sz w:val="30"/>
-      <w:szCs w:val="30"/>
+      <w:sz w:val="28"/>
+      <w:szCs w:val="28"/>
     </w:rPr>
   </w:style>
   <w:style w:type="paragraph" w:styleId="Heading3">
@@ -2410,9 +2646,12 @@
     <w:next w:val="Normal"/>
     <w:qFormat/>
     <w:rPr>
-      <w:color w:val="1F4D78"/>
-      <w:sz w:val="24"/>
-      <w:szCs w:val="24"/>
+      <w:rFonts w:ascii="Calibri" w:cs="Calibri" w:eastAsia="Calibri" w:hAnsi="Calibri"/>
+      <w:b/>
+      <w:bCs/>
+      <w:color w:val="1B4D8F"/>
+      <w:sz w:val="32"/>
+      <w:szCs w:val="32"/>
     </w:rPr>
   </w:style>
   <w:style w:type="paragraph" w:styleId="Heading4">

--- a/articles/Week5_Player_Props.docx
+++ b/articles/Week5_Player_Props.docx
@@ -87,7 +87,7 @@
         <w:spacing w:after="160" w:line="276"/>
       </w:pPr>
       <w:r>
-        <w:t xml:space="preserve">On sample size, stated once: 44 graded picks is far too few to establish or refute an edge. Separating a genuine 55% win rate from breakeven at -110 takes roughly 1,400 bets. Read what follows as positions with their reasoning and their risks written down, not as a demonstrated advantage.</w:t>
+        <w:t xml:space="preserve">The case for these five is the funnel rather than any single projection. The model’s edge is only the first of eight filters, and the second is independent of it: the player’s own 2026 rate has to agree with the side by at least 20% on its own, so no position rests on the projection alone. Two below are taken with the projection explicitly discounted, standing on the player’s own rate instead. 533 priced rows produced six survivors, so this is what is left after the filters rather than a shortlist of preferences. Each of the three failure modes identified over the past three weeks — quarterback rushing measured against a different definition of the stat, passing yardage shrinking toward a thin prior, and a stale game count — is now a screen rather than an open question.</w:t>
       </w:r>
     </w:p>
     <w:p>
